--- a/eng/docx/43.content.docx
+++ b/eng/docx/43.content.docx
@@ -19,7 +19,7 @@
         <w:rPr>
           <w:lang w:val="en_US" w:bidi="en_US"/>
         </w:rPr>
-        <w:t>Resource: Study Notes - Book Intros (Tyndale)</w:t>
+        <w:t>Resource: Tyndale Open Study Notes</w:t>
       </w:r>
       <w:r>
         <w:rPr>
@@ -112,7 +112,7 @@
         <w:rPr>
           <w:lang w:val="en_US" w:bidi="en_US"/>
         </w:rPr>
-        <w:t>Study Notes - Book Intros (Tyndale)</w:t>
+        <w:t>Tyndale Open Study Notes</w:t>
       </w:r>
     </w:p>
     <w:p>

--- a/eng/docx/43.content.docx
+++ b/eng/docx/43.content.docx
@@ -245,7 +245,7 @@
         <w:rPr>
           <w:lang w:val="en_US" w:bidi="en_US"/>
         </w:rPr>
-        <w:t>In it, we meet Nicodemus, the Samaritan woman at the well, Lazarus, and "doubting" Thomas. John shares many of Jesus’s memorable sayings, longest speeches, and profound miracles. Through this gospel, we encounter God directly.</w:t>
+        <w:t>In it, we meet Nicodemus, the Samaritan woman at the well, Lazarus, and "doubting" Thomas. John shares many of the memorable sayings of Jesus, longest speeches, and profound miracles. Through this gospel, we encounter God directly.</w:t>
       </w:r>
     </w:p>
     <w:p>
@@ -270,7 +270,7 @@
         <w:rPr>
           <w:lang w:val="en_US" w:bidi="en_US"/>
         </w:rPr>
-        <w:t>In the late first century AD, a small group of Christians lived in ancient Ephesus. They learned about Jesus and stories of his life from the apostle Paul. Later, the apostle John moved to Ephesus and shared his memories of Jesus's life and work. In his later years, John wrote these memories down, giving his followers and us the fourth gospel.</w:t>
+        <w:t>In the late first century AD, a small group of Christians lived in ancient Ephesus. They learned about Jesus and stories of his life from the apostle Paul. Later, the apostle John moved to Ephesus and shared his memories of the life and work of Jesus. In his later years, John wrote these memories down, giving his followers and us the fourth gospel.</w:t>
       </w:r>
     </w:p>
     <w:p>
@@ -314,7 +314,7 @@
         <w:rPr>
           <w:lang w:val="en_US" w:bidi="en_US"/>
         </w:rPr>
-        <w:t>). He knew they had not seen Jesus's many signs and miracles like he had (</w:t>
+        <w:t>). He knew they had not seen the many signs and miracles that Jesus did like he had (</w:t>
       </w:r>
       <w:hyperlink r:id="rId14">
         <w:r>
@@ -332,7 +332,7 @@
         <w:rPr>
           <w:lang w:val="en_US" w:bidi="en_US"/>
         </w:rPr>
-        <w:t>). John's authority and deep experience with Jesus are evident in every story he told. As someone who witnessed Jesus's life, John had "heard … seen … and touched … the Word of life" (</w:t>
+        <w:t>). John's authority and deep experience with Jesus are evident in every story he told. As someone who witnessed the life of Jesus, John had "heard … seen … and touched … the Word of life" (</w:t>
       </w:r>
       <w:hyperlink r:id="rId15">
         <w:r>
@@ -653,7 +653,7 @@
         <w:rPr>
           <w:lang w:val="en_US" w:bidi="en_US"/>
         </w:rPr>
-        <w:t>. The first section, often called “The Book of Signs,” describes Jesus’s public ministry as he reveals himself to the Jewish world. The second section, often called “The Book of Glory,” contains Jesus’s private words to his disciples and details his death and resurrection.</w:t>
+        <w:t>. The first section, often called “The Book of Signs,” describes the public ministry of Jesus as he reveals himself to the Jewish world. The second section, often called “The Book of Glory,” contains the private words Jesus spoke to his disciples and details his death and resurrection.</w:t>
       </w:r>
     </w:p>
     <w:p>
@@ -892,7 +892,7 @@
         <w:rPr>
           <w:lang w:val="en_US" w:bidi="en_US"/>
         </w:rPr>
-        <w:t>Then Jesus started to prepare for his death and resurrection. John describes Jesus's arrival in Bethany, a town just east of Jerusalem (</w:t>
+        <w:t>Then Jesus started to prepare for his death and resurrection. John describes the arrival of Jesus in Bethany, a town just east of Jerusalem (</w:t>
       </w:r>
       <w:hyperlink r:id="rId26">
         <w:r>
@@ -953,7 +953,7 @@
         <w:rPr>
           <w:lang w:val="en_US" w:bidi="en_US"/>
         </w:rPr>
-        <w:t>John focuses on Jesus’s death and resurrection. He reminds his audience that the cross is not a desperate symbol but one of glory. Jesus was returning to the Father and needed to prepare his disciples for his departure from this life. At his final Passover meal, Jesus shared what was most important to him with his disciples (</w:t>
+        <w:t>John focuses on the death and resurrection of Jesus. He reminds his audience that the cross is not a desperate symbol but one of glory. Jesus was returning to the Father and needed to prepare his disciples for his departure from this life. At his final Passover meal, Jesus shared what was most important to him with his disciples (</w:t>
       </w:r>
       <w:hyperlink r:id="rId28">
         <w:r>
@@ -1031,7 +1031,7 @@
         <w:rPr>
           <w:lang w:val="en_US" w:bidi="en_US"/>
         </w:rPr>
-        <w:t>By morning, the Jewish leaders took Jesus to the Roman governor, Pontius Pilate. He asked questions about Jesus’s identity. Pilate, finally persuaded by the Jewish leaders, decided to have Jesus crucified (</w:t>
+        <w:t>By morning, the Jewish leaders took Jesus to the Roman governor, Pontius Pilate. He asked questions about the identity of Jesus. Pilate, finally persuaded by the Jewish leaders, decided to have Jesus crucified (</w:t>
       </w:r>
       <w:hyperlink r:id="rId30">
         <w:r>
@@ -1282,7 +1282,7 @@
         <w:rPr>
           <w:lang w:val="en_US" w:bidi="en_US"/>
         </w:rPr>
-        <w:t>). The Gospel of John must relate to this person because John identifies him as the main source of the personal witness for this record of Jesus's life story (</w:t>
+        <w:t>). The Gospel of John must relate to this person because John identifies him as the main source of the personal witness for this record of the life story of Jesus (</w:t>
       </w:r>
       <w:hyperlink r:id="rId15">
         <w:r>
@@ -1356,7 +1356,7 @@
         <w:rPr>
           <w:lang w:val="en_US" w:bidi="en_US"/>
         </w:rPr>
-        <w:t xml:space="preserve"> 3.23). John was one of the twelve apostles. Along with his brother James and friend Peter, John was part of Jesus's inner circle of disciples (see, for example, </w:t>
+        <w:t xml:space="preserve"> 3.23). John was one of the twelve apostles. Along with his brother James and friend Peter, John was part of the inner circle of disciples (see, for example, </w:t>
       </w:r>
       <w:hyperlink r:id="rId41">
         <w:r>
@@ -1449,7 +1449,7 @@
         <w:rPr>
           <w:lang w:val="en_US" w:bidi="en_US"/>
         </w:rPr>
-        <w:t xml:space="preserve">John's Gospel shows his knowledge of Palestine and Judaism. But he thought his audience did not know some details of Jesus's world. For example, he explained that </w:t>
+        <w:t xml:space="preserve">John's Gospel shows his knowledge of Palestine and Judaism. But he thought his audience did not know some details of the world in the time of Jesus. For example, he explained that </w:t>
       </w:r>
       <w:r>
         <w:rPr>
@@ -1780,7 +1780,7 @@
         <w:rPr>
           <w:lang w:val="en_US" w:bidi="en_US"/>
         </w:rPr>
-        <w:t>John wrote about Jesus’s descriptions of his nature, origin, and relationship with the Father. Jesus confirmed his unity with the Father (</w:t>
+        <w:t>John wrote about what Jesus said about his nature, origin, and relationship with the Father. Jesus confirmed his unity with the Father (</w:t>
       </w:r>
       <w:hyperlink r:id="rId54">
         <w:r>
@@ -1967,7 +1967,7 @@
         <w:rPr>
           <w:lang w:val="en_US" w:bidi="en_US"/>
         </w:rPr>
-        <w:t>John's Gospel emphasizes the Holy Spirit's role as a key part of Jesus's human experience and our lives (chapters</w:t>
+        <w:t>John's Gospel emphasizes the Holy Spirit's role as a key part of the human experience of Jesus and our lives (chapters</w:t>
       </w:r>
       <w:hyperlink r:id="rId63">
         <w:r>
@@ -2118,7 +2118,7 @@
         <w:rPr>
           <w:lang w:val="en_US" w:bidi="en_US"/>
         </w:rPr>
-        <w:t>). The Spirit filled the church and gave Christians the power to perform Jesus's mission in the world (</w:t>
+        <w:t>). The Spirit filled the church and gave Christians the power to perform the mission of Jesus in the world (</w:t>
       </w:r>
       <w:hyperlink r:id="rId70">
         <w:r>
@@ -2197,7 +2197,7 @@
         <w:rPr>
           <w:lang w:val="en_US" w:bidi="en_US"/>
         </w:rPr>
-        <w:t xml:space="preserve">Early Christians expected Christ to return, and John confirms this expectation. Meanwhile, Christians can feel Jesus's presence through the Holy Spirit. Jesus's promise of the Spirit's arrival mirrors the language of his second coming (see </w:t>
+        <w:t xml:space="preserve">Early Christians expected Christ to return, and John confirms this expectation. Meanwhile, Christians can feel the presence of Jesus through the Holy Spirit. The promise Jesus spoke about the Spirit's arrival mirrors the language of his second coming (see </w:t>
       </w:r>
       <w:hyperlink r:id="rId73">
         <w:r>

--- a/eng/docx/43.content.docx
+++ b/eng/docx/43.content.docx
@@ -19,7 +19,7 @@
         <w:rPr>
           <w:lang w:val="en_US" w:bidi="en_US"/>
         </w:rPr>
-        <w:t>Resource: Tyndale Open Study Notes</w:t>
+        <w:t>Resource: Aquifer Open Study Notes (Book Intros)</w:t>
       </w:r>
       <w:r>
         <w:rPr>
@@ -112,7 +112,7 @@
         <w:rPr>
           <w:lang w:val="en_US" w:bidi="en_US"/>
         </w:rPr>
-        <w:t>Tyndale Open Study Notes</w:t>
+        <w:t>Aquifer Open Study Notes (Book Intros)</w:t>
       </w:r>
     </w:p>
     <w:p>

--- a/eng/docx/43.content.docx
+++ b/eng/docx/43.content.docx
@@ -298,72 +298,48 @@
         </w:rPr>
         <w:t xml:space="preserve"> (</w:t>
       </w:r>
-      <w:hyperlink r:id="rId13">
-        <w:r>
-          <w:rPr>
-            <w:lang w:val="en_US" w:bidi="en_US"/>
-          </w:rPr>
-          <w:rPr>
-            <w:color w:val="0000EE"/>
-            <w:u w:val="single"/>
-          </w:rPr>
-          <w:t>John 20:31</w:t>
-        </w:r>
-      </w:hyperlink>
+      <w:r>
+        <w:rPr>
+          <w:lang w:val="en_US" w:bidi="en_US"/>
+        </w:rPr>
+        <w:t>John 20:31</w:t>
+      </w:r>
       <w:r>
         <w:rPr>
           <w:lang w:val="en_US" w:bidi="en_US"/>
         </w:rPr>
         <w:t>). He knew they had not seen the many signs and miracles that Jesus did like he had (</w:t>
       </w:r>
-      <w:hyperlink r:id="rId14">
-        <w:r>
-          <w:rPr>
-            <w:lang w:val="en_US" w:bidi="en_US"/>
-          </w:rPr>
-          <w:rPr>
-            <w:color w:val="0000EE"/>
-            <w:u w:val="single"/>
-          </w:rPr>
-          <w:t>20:29</w:t>
-        </w:r>
-      </w:hyperlink>
+      <w:r>
+        <w:rPr>
+          <w:lang w:val="en_US" w:bidi="en_US"/>
+        </w:rPr>
+        <w:t>20:29</w:t>
+      </w:r>
       <w:r>
         <w:rPr>
           <w:lang w:val="en_US" w:bidi="en_US"/>
         </w:rPr>
         <w:t>). John's authority and deep experience with Jesus are evident in every story he told. As someone who witnessed the life of Jesus, John had "heard … seen … and touched … the Word of life" (</w:t>
       </w:r>
-      <w:hyperlink r:id="rId15">
-        <w:r>
-          <w:rPr>
-            <w:lang w:val="en_US" w:bidi="en_US"/>
-          </w:rPr>
-          <w:rPr>
-            <w:color w:val="0000EE"/>
-            <w:u w:val="single"/>
-          </w:rPr>
-          <w:t>John 19:35</w:t>
-        </w:r>
-      </w:hyperlink>
+      <w:r>
+        <w:rPr>
+          <w:lang w:val="en_US" w:bidi="en_US"/>
+        </w:rPr>
+        <w:t>John 19:35</w:t>
+      </w:r>
       <w:r>
         <w:rPr>
           <w:lang w:val="en_US" w:bidi="en_US"/>
         </w:rPr>
         <w:t xml:space="preserve">; see </w:t>
       </w:r>
-      <w:hyperlink r:id="rId16">
-        <w:r>
-          <w:rPr>
-            <w:lang w:val="en_US" w:bidi="en_US"/>
-          </w:rPr>
-          <w:rPr>
-            <w:color w:val="0000EE"/>
-            <w:u w:val="single"/>
-          </w:rPr>
-          <w:t>1 John 1:1–4</w:t>
-        </w:r>
-      </w:hyperlink>
+      <w:r>
+        <w:rPr>
+          <w:lang w:val="en_US" w:bidi="en_US"/>
+        </w:rPr>
+        <w:t>1 John 1:1–4</w:t>
+      </w:r>
       <w:r>
         <w:rPr>
           <w:lang w:val="en_US" w:bidi="en_US"/>
@@ -526,54 +502,36 @@
         </w:rPr>
         <w:t xml:space="preserve">Later, false teachers caused division inside the church. Again, John strengthened the believers. Through letters of encouragement and warning (see </w:t>
       </w:r>
-      <w:hyperlink r:id="rId17">
-        <w:r>
-          <w:rPr>
-            <w:lang w:val="en_US" w:bidi="en_US"/>
-          </w:rPr>
-          <w:rPr>
-            <w:color w:val="0000EE"/>
-            <w:u w:val="single"/>
-          </w:rPr>
-          <w:t>1</w:t>
-        </w:r>
-      </w:hyperlink>
+      <w:r>
+        <w:rPr>
+          <w:lang w:val="en_US" w:bidi="en_US"/>
+        </w:rPr>
+        <w:t>1</w:t>
+      </w:r>
       <w:r>
         <w:rPr>
           <w:lang w:val="en_US" w:bidi="en_US"/>
         </w:rPr>
         <w:t xml:space="preserve">, </w:t>
       </w:r>
-      <w:hyperlink r:id="rId18">
-        <w:r>
-          <w:rPr>
-            <w:lang w:val="en_US" w:bidi="en_US"/>
-          </w:rPr>
-          <w:rPr>
-            <w:color w:val="0000EE"/>
-            <w:u w:val="single"/>
-          </w:rPr>
-          <w:t>2</w:t>
-        </w:r>
-      </w:hyperlink>
+      <w:r>
+        <w:rPr>
+          <w:lang w:val="en_US" w:bidi="en_US"/>
+        </w:rPr>
+        <w:t>2</w:t>
+      </w:r>
       <w:r>
         <w:rPr>
           <w:lang w:val="en_US" w:bidi="en_US"/>
         </w:rPr>
         <w:t xml:space="preserve">, and </w:t>
       </w:r>
-      <w:hyperlink r:id="rId19">
-        <w:r>
-          <w:rPr>
-            <w:lang w:val="en_US" w:bidi="en_US"/>
-          </w:rPr>
-          <w:rPr>
-            <w:color w:val="0000EE"/>
-            <w:u w:val="single"/>
-          </w:rPr>
-          <w:t>3 John</w:t>
-        </w:r>
-      </w:hyperlink>
+      <w:r>
+        <w:rPr>
+          <w:lang w:val="en_US" w:bidi="en_US"/>
+        </w:rPr>
+        <w:t>3 John</w:t>
+      </w:r>
       <w:r>
         <w:rPr>
           <w:lang w:val="en_US" w:bidi="en_US"/>
@@ -619,36 +577,24 @@
         </w:rPr>
         <w:t xml:space="preserve">John divided his gospel into two main sections: </w:t>
       </w:r>
-      <w:hyperlink r:id="rId20">
-        <w:r>
-          <w:rPr>
-            <w:lang w:val="en_US" w:bidi="en_US"/>
-          </w:rPr>
-          <w:rPr>
-            <w:color w:val="0000EE"/>
-            <w:u w:val="single"/>
-          </w:rPr>
-          <w:t>chapters 1–12</w:t>
-        </w:r>
-      </w:hyperlink>
+      <w:r>
+        <w:rPr>
+          <w:lang w:val="en_US" w:bidi="en_US"/>
+        </w:rPr>
+        <w:t>chapters 1–12</w:t>
+      </w:r>
       <w:r>
         <w:rPr>
           <w:lang w:val="en_US" w:bidi="en_US"/>
         </w:rPr>
         <w:t xml:space="preserve"> and </w:t>
       </w:r>
-      <w:hyperlink r:id="rId21">
-        <w:r>
-          <w:rPr>
-            <w:lang w:val="en_US" w:bidi="en_US"/>
-          </w:rPr>
-          <w:rPr>
-            <w:color w:val="0000EE"/>
-            <w:u w:val="single"/>
-          </w:rPr>
-          <w:t>chapters 13–21</w:t>
-        </w:r>
-      </w:hyperlink>
+      <w:r>
+        <w:rPr>
+          <w:lang w:val="en_US" w:bidi="en_US"/>
+        </w:rPr>
+        <w:t>chapters 13–21</w:t>
+      </w:r>
       <w:r>
         <w:rPr>
           <w:lang w:val="en_US" w:bidi="en_US"/>
@@ -680,36 +626,24 @@
         </w:rPr>
         <w:t>The opening of John’s Gospel (</w:t>
       </w:r>
-      <w:hyperlink r:id="rId22">
-        <w:r>
-          <w:rPr>
-            <w:lang w:val="en_US" w:bidi="en_US"/>
-          </w:rPr>
-          <w:rPr>
-            <w:color w:val="0000EE"/>
-            <w:u w:val="single"/>
-          </w:rPr>
-          <w:t>1:1–18</w:t>
-        </w:r>
-      </w:hyperlink>
+      <w:r>
+        <w:rPr>
+          <w:lang w:val="en_US" w:bidi="en_US"/>
+        </w:rPr>
+        <w:t>1:1–18</w:t>
+      </w:r>
       <w:r>
         <w:rPr>
           <w:lang w:val="en_US" w:bidi="en_US"/>
         </w:rPr>
         <w:t>) introduces Jesus as God’s Word who came into the world. Jesus was baptized and called his first followers (</w:t>
       </w:r>
-      <w:hyperlink r:id="rId23">
-        <w:r>
-          <w:rPr>
-            <w:lang w:val="en_US" w:bidi="en_US"/>
-          </w:rPr>
-          <w:rPr>
-            <w:color w:val="0000EE"/>
-            <w:u w:val="single"/>
-          </w:rPr>
-          <w:t>1:19–51</w:t>
-        </w:r>
-      </w:hyperlink>
+      <w:r>
+        <w:rPr>
+          <w:lang w:val="en_US" w:bidi="en_US"/>
+        </w:rPr>
+        <w:t>1:19–51</w:t>
+      </w:r>
       <w:r>
         <w:rPr>
           <w:lang w:val="en_US" w:bidi="en_US"/>
@@ -730,18 +664,12 @@
         </w:rPr>
         <w:t>Then, a series of remarkable events shows Jesus revealing himself to the Jews (</w:t>
       </w:r>
-      <w:hyperlink r:id="rId24">
-        <w:r>
-          <w:rPr>
-            <w:lang w:val="en_US" w:bidi="en_US"/>
-          </w:rPr>
-          <w:rPr>
-            <w:color w:val="0000EE"/>
-            <w:u w:val="single"/>
-          </w:rPr>
-          <w:t>chapters 2–4</w:t>
-        </w:r>
-      </w:hyperlink>
+      <w:r>
+        <w:rPr>
+          <w:lang w:val="en_US" w:bidi="en_US"/>
+        </w:rPr>
+        <w:t>chapters 2–4</w:t>
+      </w:r>
       <w:r>
         <w:rPr>
           <w:lang w:val="en_US" w:bidi="en_US"/>
@@ -848,18 +776,12 @@
         </w:rPr>
         <w:t xml:space="preserve">In </w:t>
       </w:r>
-      <w:hyperlink r:id="rId25">
-        <w:r>
-          <w:rPr>
-            <w:lang w:val="en_US" w:bidi="en_US"/>
-          </w:rPr>
-          <w:rPr>
-            <w:color w:val="0000EE"/>
-            <w:u w:val="single"/>
-          </w:rPr>
-          <w:t>chapters 5–10</w:t>
-        </w:r>
-      </w:hyperlink>
+      <w:r>
+        <w:rPr>
+          <w:lang w:val="en_US" w:bidi="en_US"/>
+        </w:rPr>
+        <w:t>chapters 5–10</w:t>
+      </w:r>
       <w:r>
         <w:rPr>
           <w:lang w:val="en_US" w:bidi="en_US"/>
@@ -894,36 +816,24 @@
         </w:rPr>
         <w:t>Then Jesus started to prepare for his death and resurrection. John describes the arrival of Jesus in Bethany, a town just east of Jerusalem (</w:t>
       </w:r>
-      <w:hyperlink r:id="rId26">
-        <w:r>
-          <w:rPr>
-            <w:lang w:val="en_US" w:bidi="en_US"/>
-          </w:rPr>
-          <w:rPr>
-            <w:color w:val="0000EE"/>
-            <w:u w:val="single"/>
-          </w:rPr>
-          <w:t>chapter 11</w:t>
-        </w:r>
-      </w:hyperlink>
+      <w:r>
+        <w:rPr>
+          <w:lang w:val="en_US" w:bidi="en_US"/>
+        </w:rPr>
+        <w:t>chapter 11</w:t>
+      </w:r>
       <w:r>
         <w:rPr>
           <w:lang w:val="en_US" w:bidi="en_US"/>
         </w:rPr>
         <w:t>). His friend Lazarus had died, and Jesus resurrected him. After this remarkable event, Jesus made his final public appeal for the world to trust in him and his mission (</w:t>
       </w:r>
-      <w:hyperlink r:id="rId27">
-        <w:r>
-          <w:rPr>
-            <w:lang w:val="en_US" w:bidi="en_US"/>
-          </w:rPr>
-          <w:rPr>
-            <w:color w:val="0000EE"/>
-            <w:u w:val="single"/>
-          </w:rPr>
-          <w:t>chapter 12</w:t>
-        </w:r>
-      </w:hyperlink>
+      <w:r>
+        <w:rPr>
+          <w:lang w:val="en_US" w:bidi="en_US"/>
+        </w:rPr>
+        <w:t>chapter 12</w:t>
+      </w:r>
       <w:r>
         <w:rPr>
           <w:lang w:val="en_US" w:bidi="en_US"/>
@@ -955,18 +865,12 @@
         </w:rPr>
         <w:t>John focuses on the death and resurrection of Jesus. He reminds his audience that the cross is not a desperate symbol but one of glory. Jesus was returning to the Father and needed to prepare his disciples for his departure from this life. At his final Passover meal, Jesus shared what was most important to him with his disciples (</w:t>
       </w:r>
-      <w:hyperlink r:id="rId28">
-        <w:r>
-          <w:rPr>
-            <w:lang w:val="en_US" w:bidi="en_US"/>
-          </w:rPr>
-          <w:rPr>
-            <w:color w:val="0000EE"/>
-            <w:u w:val="single"/>
-          </w:rPr>
-          <w:t>chapters 13–17</w:t>
-        </w:r>
-      </w:hyperlink>
+      <w:r>
+        <w:rPr>
+          <w:lang w:val="en_US" w:bidi="en_US"/>
+        </w:rPr>
+        <w:t>chapters 13–17</w:t>
+      </w:r>
       <w:r>
         <w:rPr>
           <w:lang w:val="en_US" w:bidi="en_US"/>
@@ -1001,18 +905,12 @@
         </w:rPr>
         <w:t>After this Passover meal, Jesus led his followers east of the city and across a valley to an olive grove called "Gethsemane" (</w:t>
       </w:r>
-      <w:hyperlink r:id="rId29">
-        <w:r>
-          <w:rPr>
-            <w:lang w:val="en_US" w:bidi="en_US"/>
-          </w:rPr>
-          <w:rPr>
-            <w:color w:val="0000EE"/>
-            <w:u w:val="single"/>
-          </w:rPr>
-          <w:t>chapter 18</w:t>
-        </w:r>
-      </w:hyperlink>
+      <w:r>
+        <w:rPr>
+          <w:lang w:val="en_US" w:bidi="en_US"/>
+        </w:rPr>
+        <w:t>chapter 18</w:t>
+      </w:r>
       <w:r>
         <w:rPr>
           <w:lang w:val="en_US" w:bidi="en_US"/>
@@ -1033,18 +931,12 @@
         </w:rPr>
         <w:t>By morning, the Jewish leaders took Jesus to the Roman governor, Pontius Pilate. He asked questions about the identity of Jesus. Pilate, finally persuaded by the Jewish leaders, decided to have Jesus crucified (</w:t>
       </w:r>
-      <w:hyperlink r:id="rId30">
-        <w:r>
-          <w:rPr>
-            <w:lang w:val="en_US" w:bidi="en_US"/>
-          </w:rPr>
-          <w:rPr>
-            <w:color w:val="0000EE"/>
-            <w:u w:val="single"/>
-          </w:rPr>
-          <w:t>chapters 19</w:t>
-        </w:r>
-      </w:hyperlink>
+      <w:r>
+        <w:rPr>
+          <w:lang w:val="en_US" w:bidi="en_US"/>
+        </w:rPr>
+        <w:t>chapters 19</w:t>
+      </w:r>
       <w:r>
         <w:rPr>
           <w:lang w:val="en_US" w:bidi="en_US"/>
@@ -1065,18 +957,12 @@
         </w:rPr>
         <w:t>The high point of John’s Gospel is the resurrection of Jesus from the dead (</w:t>
       </w:r>
-      <w:hyperlink r:id="rId31">
-        <w:r>
-          <w:rPr>
-            <w:lang w:val="en_US" w:bidi="en_US"/>
-          </w:rPr>
-          <w:rPr>
-            <w:color w:val="0000EE"/>
-            <w:u w:val="single"/>
-          </w:rPr>
-          <w:t>chapter 20</w:t>
-        </w:r>
-      </w:hyperlink>
+      <w:r>
+        <w:rPr>
+          <w:lang w:val="en_US" w:bidi="en_US"/>
+        </w:rPr>
+        <w:t>chapter 20</w:t>
+      </w:r>
       <w:r>
         <w:rPr>
           <w:lang w:val="en_US" w:bidi="en_US"/>
@@ -1097,72 +983,48 @@
         </w:rPr>
         <w:t>Jesus then gave his disciples their instructions (</w:t>
       </w:r>
-      <w:hyperlink r:id="rId32">
-        <w:r>
-          <w:rPr>
-            <w:lang w:val="en_US" w:bidi="en_US"/>
-          </w:rPr>
-          <w:rPr>
-            <w:color w:val="0000EE"/>
-            <w:u w:val="single"/>
-          </w:rPr>
-          <w:t>chapter 21</w:t>
-        </w:r>
-      </w:hyperlink>
+      <w:r>
+        <w:rPr>
+          <w:lang w:val="en_US" w:bidi="en_US"/>
+        </w:rPr>
+        <w:t>chapter 21</w:t>
+      </w:r>
       <w:r>
         <w:rPr>
           <w:lang w:val="en_US" w:bidi="en_US"/>
         </w:rPr>
         <w:t>). He reminded them of his power (</w:t>
       </w:r>
-      <w:hyperlink r:id="rId33">
-        <w:r>
-          <w:rPr>
-            <w:lang w:val="en_US" w:bidi="en_US"/>
-          </w:rPr>
-          <w:rPr>
-            <w:color w:val="0000EE"/>
-            <w:u w:val="single"/>
-          </w:rPr>
-          <w:t>verses 1–14</w:t>
-        </w:r>
-      </w:hyperlink>
+      <w:r>
+        <w:rPr>
+          <w:lang w:val="en_US" w:bidi="en_US"/>
+        </w:rPr>
+        <w:t>verses 1–14</w:t>
+      </w:r>
       <w:r>
         <w:rPr>
           <w:lang w:val="en_US" w:bidi="en_US"/>
         </w:rPr>
         <w:t>). He restored Peter, who had denied him three times (</w:t>
       </w:r>
-      <w:hyperlink r:id="rId34">
-        <w:r>
-          <w:rPr>
-            <w:lang w:val="en_US" w:bidi="en_US"/>
-          </w:rPr>
-          <w:rPr>
-            <w:color w:val="0000EE"/>
-            <w:u w:val="single"/>
-          </w:rPr>
-          <w:t>verses 15–17</w:t>
-        </w:r>
-      </w:hyperlink>
+      <w:r>
+        <w:rPr>
+          <w:lang w:val="en_US" w:bidi="en_US"/>
+        </w:rPr>
+        <w:t>verses 15–17</w:t>
+      </w:r>
       <w:r>
         <w:rPr>
           <w:lang w:val="en_US" w:bidi="en_US"/>
         </w:rPr>
         <w:t>). He instructed Peter to follow him in his mission (</w:t>
       </w:r>
-      <w:hyperlink r:id="rId35">
-        <w:r>
-          <w:rPr>
-            <w:lang w:val="en_US" w:bidi="en_US"/>
-          </w:rPr>
-          <w:rPr>
-            <w:color w:val="0000EE"/>
-            <w:u w:val="single"/>
-          </w:rPr>
-          <w:t>verses 18–19</w:t>
-        </w:r>
-      </w:hyperlink>
+      <w:r>
+        <w:rPr>
+          <w:lang w:val="en_US" w:bidi="en_US"/>
+        </w:rPr>
+        <w:t>verses 18–19</w:t>
+      </w:r>
       <w:r>
         <w:rPr>
           <w:lang w:val="en_US" w:bidi="en_US"/>
@@ -1194,126 +1056,84 @@
         </w:rPr>
         <w:t xml:space="preserve">Like the other gospels, John does not plainly state its author. However, the mysterious "beloved disciple" offers important hints (see </w:t>
       </w:r>
-      <w:hyperlink r:id="rId36">
-        <w:r>
-          <w:rPr>
-            <w:lang w:val="en_US" w:bidi="en_US"/>
-          </w:rPr>
-          <w:rPr>
-            <w:color w:val="0000EE"/>
-            <w:u w:val="single"/>
-          </w:rPr>
-          <w:t>13:23</w:t>
-        </w:r>
-      </w:hyperlink>
+      <w:r>
+        <w:rPr>
+          <w:lang w:val="en_US" w:bidi="en_US"/>
+        </w:rPr>
+        <w:t>13:23</w:t>
+      </w:r>
       <w:r>
         <w:rPr>
           <w:lang w:val="en_US" w:bidi="en_US"/>
         </w:rPr>
         <w:t xml:space="preserve">; </w:t>
       </w:r>
-      <w:hyperlink r:id="rId37">
-        <w:r>
-          <w:rPr>
-            <w:lang w:val="en_US" w:bidi="en_US"/>
-          </w:rPr>
-          <w:rPr>
-            <w:color w:val="0000EE"/>
-            <w:u w:val="single"/>
-          </w:rPr>
-          <w:t>19:26–27</w:t>
-        </w:r>
-      </w:hyperlink>
+      <w:r>
+        <w:rPr>
+          <w:lang w:val="en_US" w:bidi="en_US"/>
+        </w:rPr>
+        <w:t>19:26–27</w:t>
+      </w:r>
       <w:r>
         <w:rPr>
           <w:lang w:val="en_US" w:bidi="en_US"/>
         </w:rPr>
         <w:t xml:space="preserve">; </w:t>
       </w:r>
-      <w:hyperlink r:id="rId38">
-        <w:r>
-          <w:rPr>
-            <w:lang w:val="en_US" w:bidi="en_US"/>
-          </w:rPr>
-          <w:rPr>
-            <w:color w:val="0000EE"/>
-            <w:u w:val="single"/>
-          </w:rPr>
-          <w:t>20:2–10</w:t>
-        </w:r>
-      </w:hyperlink>
+      <w:r>
+        <w:rPr>
+          <w:lang w:val="en_US" w:bidi="en_US"/>
+        </w:rPr>
+        <w:t>20:2–10</w:t>
+      </w:r>
       <w:r>
         <w:rPr>
           <w:lang w:val="en_US" w:bidi="en_US"/>
         </w:rPr>
         <w:t xml:space="preserve">; </w:t>
       </w:r>
-      <w:hyperlink r:id="rId39">
-        <w:r>
-          <w:rPr>
-            <w:lang w:val="en_US" w:bidi="en_US"/>
-          </w:rPr>
-          <w:rPr>
-            <w:color w:val="0000EE"/>
-            <w:u w:val="single"/>
-          </w:rPr>
-          <w:t>21:7</w:t>
-        </w:r>
-      </w:hyperlink>
+      <w:r>
+        <w:rPr>
+          <w:lang w:val="en_US" w:bidi="en_US"/>
+        </w:rPr>
+        <w:t>21:7</w:t>
+      </w:r>
       <w:r>
         <w:rPr>
           <w:lang w:val="en_US" w:bidi="en_US"/>
         </w:rPr>
         <w:t xml:space="preserve">, </w:t>
       </w:r>
-      <w:hyperlink r:id="rId40">
-        <w:r>
-          <w:rPr>
-            <w:lang w:val="en_US" w:bidi="en_US"/>
-          </w:rPr>
-          <w:rPr>
-            <w:color w:val="0000EE"/>
-            <w:u w:val="single"/>
-          </w:rPr>
-          <w:t>20–24</w:t>
-        </w:r>
-      </w:hyperlink>
+      <w:r>
+        <w:rPr>
+          <w:lang w:val="en_US" w:bidi="en_US"/>
+        </w:rPr>
+        <w:t>20–24</w:t>
+      </w:r>
       <w:r>
         <w:rPr>
           <w:lang w:val="en_US" w:bidi="en_US"/>
         </w:rPr>
         <w:t>). The Gospel of John must relate to this person because John identifies him as the main source of the personal witness for this record of the life story of Jesus (</w:t>
       </w:r>
-      <w:hyperlink r:id="rId15">
-        <w:r>
-          <w:rPr>
-            <w:lang w:val="en_US" w:bidi="en_US"/>
-          </w:rPr>
-          <w:rPr>
-            <w:color w:val="0000EE"/>
-            <w:u w:val="single"/>
-          </w:rPr>
-          <w:t>19:35</w:t>
-        </w:r>
-      </w:hyperlink>
+      <w:r>
+        <w:rPr>
+          <w:lang w:val="en_US" w:bidi="en_US"/>
+        </w:rPr>
+        <w:t>19:35</w:t>
+      </w:r>
       <w:r>
         <w:rPr>
           <w:lang w:val="en_US" w:bidi="en_US"/>
         </w:rPr>
         <w:t xml:space="preserve">; </w:t>
       </w:r>
-      <w:hyperlink r:id="rId40">
-        <w:r>
-          <w:rPr>
-            <w:lang w:val="en_US" w:bidi="en_US"/>
-          </w:rPr>
-          <w:rPr>
-            <w:color w:val="0000EE"/>
-            <w:u w:val="single"/>
-          </w:rPr>
-          <w:t>21:20–24</w:t>
-        </w:r>
-      </w:hyperlink>
+      <w:r>
+        <w:rPr>
+          <w:lang w:val="en_US" w:bidi="en_US"/>
+        </w:rPr>
+        <w:t>21:20–24</w:t>
+      </w:r>
       <w:r>
         <w:rPr>
           <w:lang w:val="en_US" w:bidi="en_US"/>
@@ -1358,54 +1178,36 @@
         </w:rPr>
         <w:t xml:space="preserve"> 3.23). John was one of the twelve apostles. Along with his brother James and friend Peter, John was part of the inner circle of disciples (see, for example, </w:t>
       </w:r>
-      <w:hyperlink r:id="rId41">
-        <w:r>
-          <w:rPr>
-            <w:lang w:val="en_US" w:bidi="en_US"/>
-          </w:rPr>
-          <w:rPr>
-            <w:color w:val="0000EE"/>
-            <w:u w:val="single"/>
-          </w:rPr>
-          <w:t>Matthew 26:36–37</w:t>
-        </w:r>
-      </w:hyperlink>
+      <w:r>
+        <w:rPr>
+          <w:lang w:val="en_US" w:bidi="en_US"/>
+        </w:rPr>
+        <w:t>Matthew 26:36–37</w:t>
+      </w:r>
       <w:r>
         <w:rPr>
           <w:lang w:val="en_US" w:bidi="en_US"/>
         </w:rPr>
         <w:t xml:space="preserve">; </w:t>
       </w:r>
-      <w:hyperlink r:id="rId42">
-        <w:r>
-          <w:rPr>
-            <w:lang w:val="en_US" w:bidi="en_US"/>
-          </w:rPr>
-          <w:rPr>
-            <w:color w:val="0000EE"/>
-            <w:u w:val="single"/>
-          </w:rPr>
-          <w:t>Mark 5:37</w:t>
-        </w:r>
-      </w:hyperlink>
+      <w:r>
+        <w:rPr>
+          <w:lang w:val="en_US" w:bidi="en_US"/>
+        </w:rPr>
+        <w:t>Mark 5:37</w:t>
+      </w:r>
       <w:r>
         <w:rPr>
           <w:lang w:val="en_US" w:bidi="en_US"/>
         </w:rPr>
         <w:t xml:space="preserve">; </w:t>
       </w:r>
-      <w:hyperlink r:id="rId43">
-        <w:r>
-          <w:rPr>
-            <w:lang w:val="en_US" w:bidi="en_US"/>
-          </w:rPr>
-          <w:rPr>
-            <w:color w:val="0000EE"/>
-            <w:u w:val="single"/>
-          </w:rPr>
-          <w:t>9:2</w:t>
-        </w:r>
-      </w:hyperlink>
+      <w:r>
+        <w:rPr>
+          <w:lang w:val="en_US" w:bidi="en_US"/>
+        </w:rPr>
+        <w:t>9:2</w:t>
+      </w:r>
       <w:r>
         <w:rPr>
           <w:lang w:val="en_US" w:bidi="en_US"/>
@@ -1464,36 +1266,24 @@
         </w:rPr>
         <w:t xml:space="preserve"> is a Hebrew word meaning “teacher” (</w:t>
       </w:r>
-      <w:hyperlink r:id="rId44">
-        <w:r>
-          <w:rPr>
-            <w:lang w:val="en_US" w:bidi="en_US"/>
-          </w:rPr>
-          <w:rPr>
-            <w:color w:val="0000EE"/>
-            <w:u w:val="single"/>
-          </w:rPr>
-          <w:t>1:38</w:t>
-        </w:r>
-      </w:hyperlink>
+      <w:r>
+        <w:rPr>
+          <w:lang w:val="en_US" w:bidi="en_US"/>
+        </w:rPr>
+        <w:t>1:38</w:t>
+      </w:r>
       <w:r>
         <w:rPr>
           <w:lang w:val="en_US" w:bidi="en_US"/>
         </w:rPr>
         <w:t>). He provided another name for the Sea of Galilee (</w:t>
       </w:r>
-      <w:hyperlink r:id="rId45">
-        <w:r>
-          <w:rPr>
-            <w:lang w:val="en_US" w:bidi="en_US"/>
-          </w:rPr>
-          <w:rPr>
-            <w:color w:val="0000EE"/>
-            <w:u w:val="single"/>
-          </w:rPr>
-          <w:t>6:1</w:t>
-        </w:r>
-      </w:hyperlink>
+      <w:r>
+        <w:rPr>
+          <w:lang w:val="en_US" w:bidi="en_US"/>
+        </w:rPr>
+        <w:t>6:1</w:t>
+      </w:r>
       <w:r>
         <w:rPr>
           <w:lang w:val="en_US" w:bidi="en_US"/>
@@ -1514,18 +1304,12 @@
         </w:rPr>
         <w:t>At the same time, John believed his audience knew Jewish traditions, concepts, and feasts. They were probably also familiar with the basic story in Mark’s Gospel. For instance, John mentions John the Baptist’s imprisonment without telling the full story (</w:t>
       </w:r>
-      <w:hyperlink r:id="rId46">
-        <w:r>
-          <w:rPr>
-            <w:lang w:val="en_US" w:bidi="en_US"/>
-          </w:rPr>
-          <w:rPr>
-            <w:color w:val="0000EE"/>
-            <w:u w:val="single"/>
-          </w:rPr>
-          <w:t>3:24</w:t>
-        </w:r>
-      </w:hyperlink>
+      <w:r>
+        <w:rPr>
+          <w:lang w:val="en_US" w:bidi="en_US"/>
+        </w:rPr>
+        <w:t>3:24</w:t>
+      </w:r>
       <w:r>
         <w:rPr>
           <w:lang w:val="en_US" w:bidi="en_US"/>
@@ -1580,36 +1364,24 @@
         </w:rPr>
         <w:t>" (</w:t>
       </w:r>
-      <w:hyperlink r:id="rId47">
-        <w:r>
-          <w:rPr>
-            <w:lang w:val="en_US" w:bidi="en_US"/>
-          </w:rPr>
-          <w:rPr>
-            <w:color w:val="0000EE"/>
-            <w:u w:val="single"/>
-          </w:rPr>
-          <w:t>1:5</w:t>
-        </w:r>
-      </w:hyperlink>
+      <w:r>
+        <w:rPr>
+          <w:lang w:val="en_US" w:bidi="en_US"/>
+        </w:rPr>
+        <w:t>1:5</w:t>
+      </w:r>
       <w:r>
         <w:rPr>
           <w:lang w:val="en_US" w:bidi="en_US"/>
         </w:rPr>
         <w:t>). God's spiritual light is in the world, Christ shows us the Father (</w:t>
       </w:r>
-      <w:hyperlink r:id="rId48">
-        <w:r>
-          <w:rPr>
-            <w:lang w:val="en_US" w:bidi="en_US"/>
-          </w:rPr>
-          <w:rPr>
-            <w:color w:val="0000EE"/>
-            <w:u w:val="single"/>
-          </w:rPr>
-          <w:t>14:9</w:t>
-        </w:r>
-      </w:hyperlink>
+      <w:r>
+        <w:rPr>
+          <w:lang w:val="en_US" w:bidi="en_US"/>
+        </w:rPr>
+        <w:t>14:9</w:t>
+      </w:r>
       <w:r>
         <w:rPr>
           <w:lang w:val="en_US" w:bidi="en_US"/>
@@ -1642,18 +1414,12 @@
         </w:rPr>
         <w:t>" (</w:t>
       </w:r>
-      <w:hyperlink r:id="rId49">
-        <w:r>
-          <w:rPr>
-            <w:lang w:val="en_US" w:bidi="en_US"/>
-          </w:rPr>
-          <w:rPr>
-            <w:color w:val="0000EE"/>
-            <w:u w:val="single"/>
-          </w:rPr>
-          <w:t>1:4</w:t>
-        </w:r>
-      </w:hyperlink>
+      <w:r>
+        <w:rPr>
+          <w:lang w:val="en_US" w:bidi="en_US"/>
+        </w:rPr>
+        <w:t>1:4</w:t>
+      </w:r>
       <w:r>
         <w:rPr>
           <w:lang w:val="en_US" w:bidi="en_US"/>
@@ -1685,72 +1451,48 @@
         </w:rPr>
         <w:t>Worship must happen "in spirit and in truth" (</w:t>
       </w:r>
-      <w:hyperlink r:id="rId50">
-        <w:r>
-          <w:rPr>
-            <w:lang w:val="en_US" w:bidi="en_US"/>
-          </w:rPr>
-          <w:rPr>
-            <w:color w:val="0000EE"/>
-            <w:u w:val="single"/>
-          </w:rPr>
-          <w:t>4:24</w:t>
-        </w:r>
-      </w:hyperlink>
+      <w:r>
+        <w:rPr>
+          <w:lang w:val="en_US" w:bidi="en_US"/>
+        </w:rPr>
+        <w:t>4:24</w:t>
+      </w:r>
       <w:r>
         <w:rPr>
           <w:lang w:val="en_US" w:bidi="en_US"/>
         </w:rPr>
         <w:t>). This means the Spirit of God empowers and guides it. Nicodemus needed to be born of "water and the Spirit" to enter the kingdom of God (</w:t>
       </w:r>
-      <w:hyperlink r:id="rId51">
-        <w:r>
-          <w:rPr>
-            <w:lang w:val="en_US" w:bidi="en_US"/>
-          </w:rPr>
-          <w:rPr>
-            <w:color w:val="0000EE"/>
-            <w:u w:val="single"/>
-          </w:rPr>
-          <w:t>3:5</w:t>
-        </w:r>
-      </w:hyperlink>
+      <w:r>
+        <w:rPr>
+          <w:lang w:val="en_US" w:bidi="en_US"/>
+        </w:rPr>
+        <w:t>3:5</w:t>
+      </w:r>
       <w:r>
         <w:rPr>
           <w:lang w:val="en_US" w:bidi="en_US"/>
         </w:rPr>
         <w:t>). In Galilee, after feeding 5,000 men, Jesus told the crowd that "living bread" is available in his body, which would become a sacrifice. He instructed them to consume his body and blood, referring to the Lord’s Supper (</w:t>
       </w:r>
-      <w:hyperlink r:id="rId52">
-        <w:r>
-          <w:rPr>
-            <w:lang w:val="en_US" w:bidi="en_US"/>
-          </w:rPr>
-          <w:rPr>
-            <w:color w:val="0000EE"/>
-            <w:u w:val="single"/>
-          </w:rPr>
-          <w:t>6:51–59</w:t>
-        </w:r>
-      </w:hyperlink>
+      <w:r>
+        <w:rPr>
+          <w:lang w:val="en_US" w:bidi="en_US"/>
+        </w:rPr>
+        <w:t>6:51–59</w:t>
+      </w:r>
       <w:r>
         <w:rPr>
           <w:lang w:val="en_US" w:bidi="en_US"/>
         </w:rPr>
         <w:t xml:space="preserve">). However, worship focused only on the individual elements without the Spirit of God is useless (see </w:t>
       </w:r>
-      <w:hyperlink r:id="rId53">
-        <w:r>
-          <w:rPr>
-            <w:lang w:val="en_US" w:bidi="en_US"/>
-          </w:rPr>
-          <w:rPr>
-            <w:color w:val="0000EE"/>
-            <w:u w:val="single"/>
-          </w:rPr>
-          <w:t>6:63</w:t>
-        </w:r>
-      </w:hyperlink>
+      <w:r>
+        <w:rPr>
+          <w:lang w:val="en_US" w:bidi="en_US"/>
+        </w:rPr>
+        <w:t>6:63</w:t>
+      </w:r>
       <w:r>
         <w:rPr>
           <w:lang w:val="en_US" w:bidi="en_US"/>
@@ -1782,162 +1524,108 @@
         </w:rPr>
         <w:t>John wrote about what Jesus said about his nature, origin, and relationship with the Father. Jesus confirmed his unity with the Father (</w:t>
       </w:r>
-      <w:hyperlink r:id="rId54">
-        <w:r>
-          <w:rPr>
-            <w:lang w:val="en_US" w:bidi="en_US"/>
-          </w:rPr>
-          <w:rPr>
-            <w:color w:val="0000EE"/>
-            <w:u w:val="single"/>
-          </w:rPr>
-          <w:t>10:30</w:t>
-        </w:r>
-      </w:hyperlink>
+      <w:r>
+        <w:rPr>
+          <w:lang w:val="en_US" w:bidi="en_US"/>
+        </w:rPr>
+        <w:t>10:30</w:t>
+      </w:r>
       <w:r>
         <w:rPr>
           <w:lang w:val="en_US" w:bidi="en_US"/>
         </w:rPr>
         <w:t xml:space="preserve">; </w:t>
       </w:r>
-      <w:hyperlink r:id="rId55">
-        <w:r>
-          <w:rPr>
-            <w:lang w:val="en_US" w:bidi="en_US"/>
-          </w:rPr>
-          <w:rPr>
-            <w:color w:val="0000EE"/>
-            <w:u w:val="single"/>
-          </w:rPr>
-          <w:t>14:9–10</w:t>
-        </w:r>
-      </w:hyperlink>
+      <w:r>
+        <w:rPr>
+          <w:lang w:val="en_US" w:bidi="en_US"/>
+        </w:rPr>
+        <w:t>14:9–10</w:t>
+      </w:r>
       <w:r>
         <w:rPr>
           <w:lang w:val="en_US" w:bidi="en_US"/>
         </w:rPr>
         <w:t>). The also shared a purpose (</w:t>
       </w:r>
-      <w:hyperlink r:id="rId56">
-        <w:r>
-          <w:rPr>
-            <w:lang w:val="en_US" w:bidi="en_US"/>
-          </w:rPr>
-          <w:rPr>
-            <w:color w:val="0000EE"/>
-            <w:u w:val="single"/>
-          </w:rPr>
-          <w:t>5:17</w:t>
-        </w:r>
-      </w:hyperlink>
+      <w:r>
+        <w:rPr>
+          <w:lang w:val="en_US" w:bidi="en_US"/>
+        </w:rPr>
+        <w:t>5:17</w:t>
+      </w:r>
       <w:r>
         <w:rPr>
           <w:lang w:val="en_US" w:bidi="en_US"/>
         </w:rPr>
         <w:t xml:space="preserve">; </w:t>
       </w:r>
-      <w:hyperlink r:id="rId57">
-        <w:r>
-          <w:rPr>
-            <w:lang w:val="en_US" w:bidi="en_US"/>
-          </w:rPr>
-          <w:rPr>
-            <w:color w:val="0000EE"/>
-            <w:u w:val="single"/>
-          </w:rPr>
-          <w:t>8:42</w:t>
-        </w:r>
-      </w:hyperlink>
+      <w:r>
+        <w:rPr>
+          <w:lang w:val="en_US" w:bidi="en_US"/>
+        </w:rPr>
+        <w:t>8:42</w:t>
+      </w:r>
       <w:r>
         <w:rPr>
           <w:lang w:val="en_US" w:bidi="en_US"/>
         </w:rPr>
         <w:t>). Yet, he emphasized their personal distinction (</w:t>
       </w:r>
-      <w:hyperlink r:id="rId58">
-        <w:r>
-          <w:rPr>
-            <w:lang w:val="en_US" w:bidi="en_US"/>
-          </w:rPr>
-          <w:rPr>
-            <w:color w:val="0000EE"/>
-            <w:u w:val="single"/>
-          </w:rPr>
-          <w:t>14:28</w:t>
-        </w:r>
-      </w:hyperlink>
+      <w:r>
+        <w:rPr>
+          <w:lang w:val="en_US" w:bidi="en_US"/>
+        </w:rPr>
+        <w:t>14:28</w:t>
+      </w:r>
       <w:r>
         <w:rPr>
           <w:lang w:val="en_US" w:bidi="en_US"/>
         </w:rPr>
         <w:t xml:space="preserve">; </w:t>
       </w:r>
-      <w:hyperlink r:id="rId59">
-        <w:r>
-          <w:rPr>
-            <w:lang w:val="en_US" w:bidi="en_US"/>
-          </w:rPr>
-          <w:rPr>
-            <w:color w:val="0000EE"/>
-            <w:u w:val="single"/>
-          </w:rPr>
-          <w:t>17:1–5</w:t>
-        </w:r>
-      </w:hyperlink>
+      <w:r>
+        <w:rPr>
+          <w:lang w:val="en_US" w:bidi="en_US"/>
+        </w:rPr>
+        <w:t>17:1–5</w:t>
+      </w:r>
       <w:r>
         <w:rPr>
           <w:lang w:val="en_US" w:bidi="en_US"/>
         </w:rPr>
         <w:t xml:space="preserve">). Jesus used the title “I am,” which God used for himself in the Old Testament, to affirm his own divinity (see </w:t>
       </w:r>
-      <w:hyperlink r:id="rId60">
-        <w:r>
-          <w:rPr>
-            <w:lang w:val="en_US" w:bidi="en_US"/>
-          </w:rPr>
-          <w:rPr>
-            <w:color w:val="0000EE"/>
-            <w:u w:val="single"/>
-          </w:rPr>
-          <w:t>8:58</w:t>
-        </w:r>
-      </w:hyperlink>
+      <w:r>
+        <w:rPr>
+          <w:lang w:val="en_US" w:bidi="en_US"/>
+        </w:rPr>
+        <w:t>8:58</w:t>
+      </w:r>
       <w:r>
         <w:rPr>
           <w:lang w:val="en_US" w:bidi="en_US"/>
         </w:rPr>
         <w:t xml:space="preserve">; </w:t>
       </w:r>
-      <w:hyperlink r:id="rId61">
-        <w:r>
-          <w:rPr>
-            <w:lang w:val="en_US" w:bidi="en_US"/>
-          </w:rPr>
-          <w:rPr>
-            <w:color w:val="0000EE"/>
-            <w:u w:val="single"/>
-          </w:rPr>
-          <w:t>18:4–5</w:t>
-        </w:r>
-      </w:hyperlink>
+      <w:r>
+        <w:rPr>
+          <w:lang w:val="en_US" w:bidi="en_US"/>
+        </w:rPr>
+        <w:t>18:4–5</w:t>
+      </w:r>
       <w:r>
         <w:rPr>
           <w:lang w:val="en_US" w:bidi="en_US"/>
         </w:rPr>
         <w:t xml:space="preserve">; </w:t>
       </w:r>
-      <w:hyperlink r:id="rId62">
-        <w:r>
-          <w:rPr>
-            <w:lang w:val="en_US" w:bidi="en_US"/>
-          </w:rPr>
-          <w:rPr>
-            <w:color w:val="0000EE"/>
-            <w:u w:val="single"/>
-          </w:rPr>
-          <w:t>Exodus 3:13–14</w:t>
-        </w:r>
-      </w:hyperlink>
+      <w:r>
+        <w:rPr>
+          <w:lang w:val="en_US" w:bidi="en_US"/>
+        </w:rPr>
+        <w:t>Exodus 3:13–14</w:t>
+      </w:r>
       <w:r>
         <w:rPr>
           <w:lang w:val="en_US" w:bidi="en_US"/>
@@ -1969,90 +1657,60 @@
         </w:rPr>
         <w:t>John's Gospel emphasizes the Holy Spirit's role as a key part of the human experience of Jesus and our lives (chapters</w:t>
       </w:r>
-      <w:hyperlink r:id="rId63">
-        <w:r>
-          <w:rPr>
-            <w:lang w:val="en_US" w:bidi="en_US"/>
-          </w:rPr>
-          <w:rPr>
-            <w:color w:val="0000EE"/>
-            <w:u w:val="single"/>
-          </w:rPr>
-          <w:t xml:space="preserve"> 4</w:t>
-        </w:r>
-      </w:hyperlink>
+      <w:r>
+        <w:rPr>
+          <w:lang w:val="en_US" w:bidi="en_US"/>
+        </w:rPr>
+        <w:t xml:space="preserve"> 4</w:t>
+      </w:r>
       <w:r>
         <w:rPr>
           <w:lang w:val="en_US" w:bidi="en_US"/>
         </w:rPr>
         <w:t xml:space="preserve">, </w:t>
       </w:r>
-      <w:hyperlink r:id="rId64">
-        <w:r>
-          <w:rPr>
-            <w:lang w:val="en_US" w:bidi="en_US"/>
-          </w:rPr>
-          <w:rPr>
-            <w:color w:val="0000EE"/>
-            <w:u w:val="single"/>
-          </w:rPr>
-          <w:t>7</w:t>
-        </w:r>
-      </w:hyperlink>
+      <w:r>
+        <w:rPr>
+          <w:lang w:val="en_US" w:bidi="en_US"/>
+        </w:rPr>
+        <w:t>7</w:t>
+      </w:r>
       <w:r>
         <w:rPr>
           <w:lang w:val="en_US" w:bidi="en_US"/>
         </w:rPr>
         <w:t xml:space="preserve">; chapters </w:t>
       </w:r>
-      <w:hyperlink r:id="rId65">
-        <w:r>
-          <w:rPr>
-            <w:lang w:val="en_US" w:bidi="en_US"/>
-          </w:rPr>
-          <w:rPr>
-            <w:color w:val="0000EE"/>
-            <w:u w:val="single"/>
-          </w:rPr>
-          <w:t>3</w:t>
-        </w:r>
-      </w:hyperlink>
+      <w:r>
+        <w:rPr>
+          <w:lang w:val="en_US" w:bidi="en_US"/>
+        </w:rPr>
+        <w:t>3</w:t>
+      </w:r>
       <w:r>
         <w:rPr>
           <w:lang w:val="en_US" w:bidi="en_US"/>
         </w:rPr>
         <w:t xml:space="preserve">, </w:t>
       </w:r>
-      <w:hyperlink r:id="rId66">
-        <w:r>
-          <w:rPr>
-            <w:lang w:val="en_US" w:bidi="en_US"/>
-          </w:rPr>
-          <w:rPr>
-            <w:color w:val="0000EE"/>
-            <w:u w:val="single"/>
-          </w:rPr>
-          <w:t>14</w:t>
-        </w:r>
-      </w:hyperlink>
+      <w:r>
+        <w:rPr>
+          <w:lang w:val="en_US" w:bidi="en_US"/>
+        </w:rPr>
+        <w:t>14</w:t>
+      </w:r>
       <w:r>
         <w:rPr>
           <w:lang w:val="en_US" w:bidi="en_US"/>
         </w:rPr>
         <w:t xml:space="preserve">, and </w:t>
       </w:r>
-      <w:hyperlink r:id="rId67">
-        <w:r>
-          <w:rPr>
-            <w:lang w:val="en_US" w:bidi="en_US"/>
-          </w:rPr>
-          <w:rPr>
-            <w:color w:val="0000EE"/>
-            <w:u w:val="single"/>
-          </w:rPr>
-          <w:t>16</w:t>
-        </w:r>
-      </w:hyperlink>
+      <w:r>
+        <w:rPr>
+          <w:lang w:val="en_US" w:bidi="en_US"/>
+        </w:rPr>
+        <w:t>16</w:t>
+      </w:r>
       <w:r>
         <w:rPr>
           <w:lang w:val="en_US" w:bidi="en_US"/>
@@ -2084,90 +1742,60 @@
         </w:rPr>
         <w:t>God sent Jesus into the world to show his glory and share the gospel of salvation (</w:t>
       </w:r>
-      <w:hyperlink r:id="rId68">
-        <w:r>
-          <w:rPr>
-            <w:lang w:val="en_US" w:bidi="en_US"/>
-          </w:rPr>
-          <w:rPr>
-            <w:color w:val="0000EE"/>
-            <w:u w:val="single"/>
-          </w:rPr>
-          <w:t>8:18</w:t>
-        </w:r>
-      </w:hyperlink>
+      <w:r>
+        <w:rPr>
+          <w:lang w:val="en_US" w:bidi="en_US"/>
+        </w:rPr>
+        <w:t>8:18</w:t>
+      </w:r>
       <w:r>
         <w:rPr>
           <w:lang w:val="en_US" w:bidi="en_US"/>
         </w:rPr>
         <w:t>). After Jesus went back to heaven, the Spirit continued this mission (</w:t>
       </w:r>
-      <w:hyperlink r:id="rId69">
-        <w:r>
-          <w:rPr>
-            <w:lang w:val="en_US" w:bidi="en_US"/>
-          </w:rPr>
-          <w:rPr>
-            <w:color w:val="0000EE"/>
-            <w:u w:val="single"/>
-          </w:rPr>
-          <w:t>16:5–11</w:t>
-        </w:r>
-      </w:hyperlink>
+      <w:r>
+        <w:rPr>
+          <w:lang w:val="en_US" w:bidi="en_US"/>
+        </w:rPr>
+        <w:t>16:5–11</w:t>
+      </w:r>
       <w:r>
         <w:rPr>
           <w:lang w:val="en_US" w:bidi="en_US"/>
         </w:rPr>
         <w:t>). The Spirit filled the church and gave Christians the power to perform the mission of Jesus in the world (</w:t>
       </w:r>
-      <w:hyperlink r:id="rId70">
-        <w:r>
-          <w:rPr>
-            <w:lang w:val="en_US" w:bidi="en_US"/>
-          </w:rPr>
-          <w:rPr>
-            <w:color w:val="0000EE"/>
-            <w:u w:val="single"/>
-          </w:rPr>
-          <w:t>20:20–23</w:t>
-        </w:r>
-      </w:hyperlink>
+      <w:r>
+        <w:rPr>
+          <w:lang w:val="en_US" w:bidi="en_US"/>
+        </w:rPr>
+        <w:t>20:20–23</w:t>
+      </w:r>
       <w:r>
         <w:rPr>
           <w:lang w:val="en_US" w:bidi="en_US"/>
         </w:rPr>
         <w:t xml:space="preserve">; </w:t>
       </w:r>
-      <w:hyperlink r:id="rId71">
-        <w:r>
-          <w:rPr>
-            <w:lang w:val="en_US" w:bidi="en_US"/>
-          </w:rPr>
-          <w:rPr>
-            <w:color w:val="0000EE"/>
-            <w:u w:val="single"/>
-          </w:rPr>
-          <w:t>Matthew 28:18–20</w:t>
-        </w:r>
-      </w:hyperlink>
+      <w:r>
+        <w:rPr>
+          <w:lang w:val="en_US" w:bidi="en_US"/>
+        </w:rPr>
+        <w:t>Matthew 28:18–20</w:t>
+      </w:r>
       <w:r>
         <w:rPr>
           <w:lang w:val="en_US" w:bidi="en_US"/>
         </w:rPr>
         <w:t xml:space="preserve">; </w:t>
       </w:r>
-      <w:hyperlink r:id="rId72">
-        <w:r>
-          <w:rPr>
-            <w:lang w:val="en_US" w:bidi="en_US"/>
-          </w:rPr>
-          <w:rPr>
-            <w:color w:val="0000EE"/>
-            <w:u w:val="single"/>
-          </w:rPr>
-          <w:t>Acts 1:7–8</w:t>
-        </w:r>
-      </w:hyperlink>
+      <w:r>
+        <w:rPr>
+          <w:lang w:val="en_US" w:bidi="en_US"/>
+        </w:rPr>
+        <w:t>Acts 1:7–8</w:t>
+      </w:r>
       <w:r>
         <w:rPr>
           <w:lang w:val="en_US" w:bidi="en_US"/>
@@ -2199,18 +1827,12 @@
         </w:rPr>
         <w:t xml:space="preserve">Early Christians expected Christ to return, and John confirms this expectation. Meanwhile, Christians can feel the presence of Jesus through the Holy Spirit. The promise Jesus spoke about the Spirit's arrival mirrors the language of his second coming (see </w:t>
       </w:r>
-      <w:hyperlink r:id="rId73">
-        <w:r>
-          <w:rPr>
-            <w:lang w:val="en_US" w:bidi="en_US"/>
-          </w:rPr>
-          <w:rPr>
-            <w:color w:val="0000EE"/>
-            <w:u w:val="single"/>
-          </w:rPr>
-          <w:t>14:15–26</w:t>
-        </w:r>
-      </w:hyperlink>
+      <w:r>
+        <w:rPr>
+          <w:lang w:val="en_US" w:bidi="en_US"/>
+        </w:rPr>
+        <w:t>14:15–26</w:t>
+      </w:r>
       <w:r>
         <w:rPr>
           <w:lang w:val="en_US" w:bidi="en_US"/>
